--- a/paper/draft.docx
+++ b/paper/draft.docx
@@ -2483,7 +2483,7 @@
           <w:sz w:val="22"/>
           <w:szCs w:val="22"/>
         </w:rPr>
-        <w:t xml:space="preserve">[AUTHOR: wording to be decided; most journals require a statement.] Suggested: "Analysis scripts, experiment infrastructure and the drafting of this manuscript were carried out with the assistance of an AI system (Claude, Anthropic). The author designed and approved every experiment, reviewed all results, and takes responsibility for the content."</w:t>
+        <w:t xml:space="preserve">[AUTHOR: wording to be decided; most journals require a statement.] Suggested: "Analysis scripts, experiment infrastructure and the drafting of this manuscript were carried out with the assistance of an AI system. The author designed and approved every experiment, reviewed all results, and takes responsibility for the content."</w:t>
       </w:r>
     </w:p>
     <w:p>
